--- a/aula50/Guia Prático-50.docx
+++ b/aula50/Guia Prático-50.docx
@@ -26,6 +26,8 @@
         <w:spacing w:after="120"/>
         <w:rPr>
           <w:rFonts w:ascii="Times New Roman" w:hAnsi="Times New Roman" w:cs="Times New Roman"/>
+          <w:b/>
+          <w:bCs/>
           <w:color w:val="1F1F1F"/>
           <w:sz w:val="22"/>
           <w:szCs w:val="22"/>
@@ -35,6 +37,8 @@
       <w:r>
         <w:rPr>
           <w:rFonts w:ascii="Times New Roman" w:hAnsi="Times New Roman" w:cs="Times New Roman"/>
+          <w:b/>
+          <w:bCs/>
           <w:color w:val="1F1F1F"/>
           <w:sz w:val="22"/>
           <w:szCs w:val="22"/>
